--- a/TAREA-N°5.docx
+++ b/TAREA-N°5.docx
@@ -40,7 +40,7 @@
           <w:u w:val="single"/>
           <w:lang w:val="es-ES"/>
         </w:rPr>
-        <w:t>4</w:t>
+        <w:t>5</w:t>
       </w:r>
     </w:p>
     <w:p>
@@ -323,16 +323,7 @@
           <w:sz w:val="32"/>
           <w:szCs w:val="32"/>
         </w:rPr>
-        <w:t xml:space="preserve"> </w:t>
-      </w:r>
-      <w:r>
-        <w:rPr>
-          <w:rFonts w:ascii="Comic Sans MS" w:hAnsi="Comic Sans MS"/>
-          <w:color w:val="000000" w:themeColor="text1"/>
-          <w:sz w:val="32"/>
-          <w:szCs w:val="32"/>
-        </w:rPr>
-        <w:t>Enlaces falsos</w:t>
+        <w:t xml:space="preserve"> Enlaces falsos</w:t>
       </w:r>
     </w:p>
     <w:p>
@@ -389,16 +380,7 @@
           <w:sz w:val="32"/>
           <w:szCs w:val="32"/>
         </w:rPr>
-        <w:t xml:space="preserve"> </w:t>
-      </w:r>
-      <w:r>
-        <w:rPr>
-          <w:rFonts w:ascii="Comic Sans MS" w:hAnsi="Comic Sans MS"/>
-          <w:color w:val="000000" w:themeColor="text1"/>
-          <w:sz w:val="32"/>
-          <w:szCs w:val="32"/>
-        </w:rPr>
-        <w:t>Robo de datos personales</w:t>
+        <w:t xml:space="preserve"> Robo de datos personales</w:t>
       </w:r>
       <w:r>
         <w:rPr>
@@ -984,16 +966,7 @@
           <w:sz w:val="32"/>
           <w:szCs w:val="32"/>
         </w:rPr>
-        <w:t xml:space="preserve"> </w:t>
-      </w:r>
-      <w:r>
-        <w:rPr>
-          <w:rFonts w:ascii="Comic Sans MS" w:hAnsi="Comic Sans MS"/>
-          <w:color w:val="000000" w:themeColor="text1"/>
-          <w:sz w:val="32"/>
-          <w:szCs w:val="32"/>
-        </w:rPr>
-        <w:t>Portales del gobierno</w:t>
+        <w:t xml:space="preserve"> Portales del gobierno</w:t>
       </w:r>
     </w:p>
     <w:p>
@@ -1128,25 +1101,7 @@
           <w:sz w:val="32"/>
           <w:szCs w:val="32"/>
         </w:rPr>
-        <w:t xml:space="preserve"> y detuvo a más de 100 </w:t>
-      </w:r>
-      <w:r>
-        <w:rPr>
-          <w:rFonts w:ascii="Comic Sans MS" w:hAnsi="Comic Sans MS"/>
-          <w:color w:val="000000" w:themeColor="text1"/>
-          <w:sz w:val="32"/>
-          <w:szCs w:val="32"/>
-        </w:rPr>
-        <w:t>personas. Se</w:t>
-      </w:r>
-      <w:r>
-        <w:rPr>
-          <w:rFonts w:ascii="Comic Sans MS" w:hAnsi="Comic Sans MS"/>
-          <w:color w:val="000000" w:themeColor="text1"/>
-          <w:sz w:val="32"/>
-          <w:szCs w:val="32"/>
-        </w:rPr>
-        <w:t xml:space="preserve"> hacían pasar por una empresa para engañar a la gente en redes sociales, robar sus datos y extorsionarla, afectando a varios países.</w:t>
+        <w:t xml:space="preserve"> y detuvo a más de 100 personas. Se hacían pasar por una empresa para engañar a la gente en redes sociales, robar sus datos y extorsionarla, afectando a varios países.</w:t>
       </w:r>
       <w:r>
         <w:rPr>
@@ -3541,6 +3496,7 @@
   <w:style w:type="character" w:default="1" w:styleId="Fuentedeprrafopredeter">
     <w:name w:val="Default Paragraph Font"/>
     <w:uiPriority w:val="1"/>
+    <w:semiHidden/>
     <w:unhideWhenUsed/>
   </w:style>
   <w:style w:type="table" w:default="1" w:styleId="Tablanormal">
